--- a/AGENTS.docx
+++ b/AGENTS.docx
@@ -1677,7 +1677,7 @@
               <w:pStyle w:val="Compact"/>
             </w:pPr>
             <w:r>
-              <w:t xml:space="preserve">7186, 7187, 7188</w:t>
+              <w:t xml:space="preserve">7187</w:t>
             </w:r>
           </w:p>
         </w:tc>
@@ -1700,7 +1700,19 @@
               <w:t xml:space="preserve">--profile go</w:t>
             </w:r>
             <w:r>
-              <w:t xml:space="preserve">; replaces Python proxy</w:t>
+              <w:t xml:space="preserve">; serves the merge service on 7187 only (single binary,</w:t>
+            </w:r>
+            <w:r>
+              <w:t xml:space="preserve"> </w:t>
+            </w:r>
+            <w:r>
+              <w:rPr>
+                <w:rStyle w:val="VerbatimChar"/>
+              </w:rPr>
+              <w:t xml:space="preserve">MERGE_SERVICE_PORT</w:t>
+            </w:r>
+            <w:r>
+              <w:t xml:space="preserve">); does NOT bind 7186 or 7188 — see BOB-141</w:t>
             </w:r>
           </w:p>
         </w:tc>
